--- a/hit-catalogue/rationale.docx
+++ b/hit-catalogue/rationale.docx
@@ -12,6 +12,7 @@
         <w:rPr>
           <w:rFonts w:ascii="David" w:hAnsi="David" w:cs="David"/>
           <w:b/>
+          <w:color w:val="007881"/>
           <w:sz w:val="28"/>
           <w:rtl/>
         </w:rPr>
@@ -113,6 +114,7 @@
       </w:r>
     </w:p>
     <w:sectPr>
+      <w:headerReference w:type="default" r:id="rId9"/>
       <w:pgSz w:w="12240" w:h="15840"/>
       <w:pgMar w:top="1440" w:right="1800" w:bottom="1440" w:left="1800" w:header="720" w:footer="720" w:gutter="0"/>
       <w:cols w:space="720"/>
@@ -120,6 +122,51 @@
     </w:sectPr>
   </w:body>
 </w:document>
+</file>
+
+<file path=word/header1.xml><?xml version="1.0" encoding="utf-8"?>
+<w:hdr xmlns:m="http://schemas.openxmlformats.org/officeDocument/2006/math" xmlns:mc="http://schemas.openxmlformats.org/markup-compatibility/2006" xmlns:mo="http://schemas.microsoft.com/office/mac/office/2008/main" xmlns:mv="urn:schemas-microsoft-com:mac:vml" xmlns:o="urn:schemas-microsoft-com:office:office" xmlns:r="http://schemas.openxmlformats.org/officeDocument/2006/relationships" xmlns:v="urn:schemas-microsoft-com:vml" xmlns:w10="urn:schemas-microsoft-com:office:word" xmlns:w14="http://schemas.microsoft.com/office/word/2010/wordml" xmlns:w="http://schemas.openxmlformats.org/wordprocessingml/2006/main" xmlns:wne="http://schemas.microsoft.com/office/word/2006/wordml" xmlns:wp14="http://schemas.microsoft.com/office/word/2010/wordprocessingDrawing" xmlns:wp="http://schemas.openxmlformats.org/drawingml/2006/wordprocessingDrawing" xmlns:wpc="http://schemas.microsoft.com/office/word/2010/wordprocessingCanvas" xmlns:wpg="http://schemas.microsoft.com/office/word/2010/wordprocessingGroup" xmlns:wpi="http://schemas.microsoft.com/office/word/2010/wordprocessingInk" xmlns:wps="http://schemas.microsoft.com/office/word/2010/wordprocessingShape" mc:Ignorable="w14 wp14">
+  <w:p>
+    <w:pPr>
+      <w:pStyle w:val="Header"/>
+      <w:jc w:val="center"/>
+    </w:pPr>
+    <w:r>
+      <w:drawing>
+        <wp:inline xmlns:a="http://schemas.openxmlformats.org/drawingml/2006/main" xmlns:pic="http://schemas.openxmlformats.org/drawingml/2006/picture">
+          <wp:extent cx="1554480" cy="949178"/>
+          <wp:docPr id="1" name="Picture 1"/>
+          <wp:cNvGraphicFramePr>
+            <a:graphicFrameLocks noChangeAspect="1"/>
+          </wp:cNvGraphicFramePr>
+          <a:graphic>
+            <a:graphicData uri="http://schemas.openxmlformats.org/drawingml/2006/picture">
+              <pic:pic>
+                <pic:nvPicPr>
+                  <pic:cNvPr id="0" name="hit-logo.png"/>
+                  <pic:cNvPicPr/>
+                </pic:nvPicPr>
+                <pic:blipFill>
+                  <a:blip r:embed="rId1"/>
+                  <a:stretch>
+                    <a:fillRect/>
+                  </a:stretch>
+                </pic:blipFill>
+                <pic:spPr>
+                  <a:xfrm>
+                    <a:off x="0" y="0"/>
+                    <a:ext cx="1554480" cy="949178"/>
+                  </a:xfrm>
+                  <a:prstGeom prst="rect"/>
+                </pic:spPr>
+              </pic:pic>
+            </a:graphicData>
+          </a:graphic>
+        </wp:inline>
+      </w:drawing>
+    </w:r>
+  </w:p>
+</w:hdr>
 </file>
 
 <file path=word/numbering.xml><?xml version="1.0" encoding="utf-8"?>

--- a/hit-catalogue/rationale.docx
+++ b/hit-catalogue/rationale.docx
@@ -37,7 +37,7 @@
       <w:pPr>
         <w:bidi/>
         <w:spacing w:after="120"/>
-        <w:jc w:val="right"/>
+        <w:jc w:val="both"/>
       </w:pPr>
       <w:r>
         <w:rPr>
@@ -53,7 +53,7 @@
       <w:pPr>
         <w:bidi/>
         <w:spacing w:after="120"/>
-        <w:jc w:val="right"/>
+        <w:jc w:val="both"/>
       </w:pPr>
       <w:r>
         <w:rPr>
@@ -69,7 +69,7 @@
       <w:pPr>
         <w:bidi/>
         <w:spacing w:after="120"/>
-        <w:jc w:val="right"/>
+        <w:jc w:val="both"/>
       </w:pPr>
       <w:r>
         <w:rPr>
@@ -85,7 +85,7 @@
       <w:pPr>
         <w:bidi/>
         <w:spacing w:after="120"/>
-        <w:jc w:val="right"/>
+        <w:jc w:val="both"/>
       </w:pPr>
       <w:r>
         <w:rPr>
@@ -101,7 +101,7 @@
       <w:pPr>
         <w:bidi/>
         <w:spacing w:after="120"/>
-        <w:jc w:val="right"/>
+        <w:jc w:val="both"/>
       </w:pPr>
       <w:r>
         <w:rPr>

--- a/hit-catalogue/rationale.docx
+++ b/hit-catalogue/rationale.docx
@@ -6,7 +6,7 @@
       <w:pPr>
         <w:bidi/>
         <w:spacing w:after="40"/>
-        <w:jc w:val="right"/>
+        <w:jc w:val="center"/>
       </w:pPr>
       <w:r>
         <w:rPr>
@@ -22,7 +22,7 @@
     <w:p>
       <w:pPr>
         <w:spacing w:after="200"/>
-        <w:jc w:val="right"/>
+        <w:jc w:val="center"/>
       </w:pPr>
       <w:r>
         <w:rPr>

--- a/hit-catalogue/rationale.docx
+++ b/hit-catalogue/rationale.docx
@@ -62,7 +62,7 @@
           <w:sz w:val="22"/>
           <w:rtl/>
         </w:rPr>
-        <w:t>הקורס מיועד לסטודנטים מתקדמים לתואר ראשון ולתואר שני במדעי המחשב, שסיימו קורס מבוא בלמידת מכונה. הוא מהווה את קורס היסוד שעליו נשענים קורסי הבחירה המתקדמים במודלי שפה גדולים ובראייה ממוחשבת.</w:t>
+        <w:t>הקורס מיועד לסטודנטים בשנה השנייה לתואר ראשון במדעי המחשב, שסיימו קורס מבוא בלמידת מכונה. הוא מהווה את קורס היסוד שעליו נשענים קורסי הבחירה המתקדמים במודלי שפה גדולים ובראייה ממוחשבת.</w:t>
       </w:r>
     </w:p>
     <w:p>

--- a/hit-catalogue/rationale.docx
+++ b/hit-catalogue/rationale.docx
@@ -21,6 +21,7 @@
     </w:p>
     <w:p>
       <w:pPr>
+        <w:bidi w:val="0"/>
         <w:spacing w:after="200"/>
         <w:jc w:val="center"/>
       </w:pPr>
@@ -118,6 +119,7 @@
       <w:pgSz w:w="12240" w:h="15840"/>
       <w:pgMar w:top="1440" w:right="1800" w:bottom="1440" w:left="1800" w:header="720" w:footer="720" w:gutter="0"/>
       <w:cols w:space="720"/>
+      <w:bidi/>
       <w:docGrid w:linePitch="360"/>
     </w:sectPr>
   </w:body>

--- a/hit-catalogue/rationale.docx
+++ b/hit-catalogue/rationale.docx
@@ -10,9 +10,8 @@
       </w:pPr>
       <w:r>
         <w:rPr>
-          <w:rFonts w:ascii="David" w:hAnsi="David" w:cs="David"/>
+          <w:rFonts w:ascii="Arial" w:hAnsi="Arial" w:cs="Arial"/>
           <w:b/>
-          <w:color w:val="007881"/>
           <w:sz w:val="28"/>
           <w:rtl/>
         </w:rPr>
@@ -27,7 +26,7 @@
       </w:pPr>
       <w:r>
         <w:rPr>
-          <w:rFonts w:ascii="Times New Roman" w:hAnsi="Times New Roman" w:cs="Times New Roman"/>
+          <w:rFonts w:ascii="Arial" w:hAnsi="Arial" w:cs="Arial"/>
           <w:b/>
           <w:sz w:val="24"/>
         </w:rPr>
@@ -42,7 +41,7 @@
       </w:pPr>
       <w:r>
         <w:rPr>
-          <w:rFonts w:ascii="David" w:hAnsi="David" w:cs="David"/>
+          <w:rFonts w:ascii="Arial" w:hAnsi="Arial" w:cs="Arial"/>
           <w:b w:val="0"/>
           <w:sz w:val="22"/>
           <w:rtl/>
@@ -58,12 +57,12 @@
       </w:pPr>
       <w:r>
         <w:rPr>
-          <w:rFonts w:ascii="David" w:hAnsi="David" w:cs="David"/>
+          <w:rFonts w:ascii="Arial" w:hAnsi="Arial" w:cs="Arial"/>
           <w:b w:val="0"/>
           <w:sz w:val="22"/>
           <w:rtl/>
         </w:rPr>
-        <w:t>הקורס מיועד לסטודנטים בשנה השנייה לתואר ראשון במדעי המחשב, שסיימו קורס מבוא בלמידת מכונה. הוא מהווה את קורס היסוד שעליו נשענים קורסי הבחירה המתקדמים במודלי שפה גדולים ובראייה ממוחשבת.</w:t>
+        <w:t>הקורס נדרש מכל הסטודנטים למדעי המחשב והוא קורס חובה בכל המסלולים. הוא מיועד לסטודנטים שסיימו קורס מבוא בלמידת מכונה, ומספק את הבסיס המשותף בלמידה עמוקה להמשך התמחות בבינה מלאכותית, ובכלל זה ראייה ממוחשבת ומודלי שפה גדולים. הקורס בעל ערך בפני עצמו ואינו רק שלב מקדים לקורסים מתקדמים.</w:t>
       </w:r>
     </w:p>
     <w:p>
@@ -74,7 +73,7 @@
       </w:pPr>
       <w:r>
         <w:rPr>
-          <w:rFonts w:ascii="David" w:hAnsi="David" w:cs="David"/>
+          <w:rFonts w:ascii="Arial" w:hAnsi="Arial" w:cs="Arial"/>
           <w:b w:val="0"/>
           <w:sz w:val="22"/>
           <w:rtl/>
@@ -90,7 +89,7 @@
       </w:pPr>
       <w:r>
         <w:rPr>
-          <w:rFonts w:ascii="David" w:hAnsi="David" w:cs="David"/>
+          <w:rFonts w:ascii="Arial" w:hAnsi="Arial" w:cs="Arial"/>
           <w:b w:val="0"/>
           <w:sz w:val="22"/>
           <w:rtl/>
@@ -106,7 +105,7 @@
       </w:pPr>
       <w:r>
         <w:rPr>
-          <w:rFonts w:ascii="David" w:hAnsi="David" w:cs="David"/>
+          <w:rFonts w:ascii="Arial" w:hAnsi="Arial" w:cs="Arial"/>
           <w:b w:val="0"/>
           <w:sz w:val="22"/>
           <w:rtl/>
@@ -116,8 +115,8 @@
     </w:p>
     <w:sectPr>
       <w:headerReference w:type="default" r:id="rId9"/>
-      <w:pgSz w:w="12240" w:h="15840"/>
-      <w:pgMar w:top="1440" w:right="1800" w:bottom="1440" w:left="1800" w:header="720" w:footer="720" w:gutter="0"/>
+      <w:pgSz w:w="11906" w:h="16838"/>
+      <w:pgMar w:top="1417" w:right="1701" w:bottom="1417" w:left="1701" w:header="720" w:footer="720" w:gutter="0"/>
       <w:cols w:space="720"/>
       <w:bidi/>
       <w:docGrid w:linePitch="360"/>

--- a/hit-catalogue/rationale.docx
+++ b/hit-catalogue/rationale.docx
@@ -95,22 +95,6 @@
           <w:rtl/>
         </w:rPr>
         <w:t>הקורס סוגר פער קיים בתכנית הלימודים: הוא מספק את הבסיס המשותף בלמידה עמוקה הנדרש לקורסי ההמשך, ומקנה עבודה מעשית עם כלי בינה מלאכותית מודרניים תוך שמירה על למידה אמיתית של החומר, כך שהסטודנט נדרש לחזות, להסביר ולהגן על עבודתו.</w:t>
-      </w:r>
-    </w:p>
-    <w:p>
-      <w:pPr>
-        <w:bidi/>
-        <w:spacing w:after="120"/>
-        <w:jc w:val="both"/>
-      </w:pPr>
-      <w:r>
-        <w:rPr>
-          <w:rFonts w:ascii="Arial" w:hAnsi="Arial" w:cs="Arial"/>
-          <w:b w:val="0"/>
-          <w:sz w:val="22"/>
-          <w:rtl/>
-        </w:rPr>
-        <w:t>קיימים במכון קורסים משיקים בלמידת מכונה, אך אין קורס יסוד ייעודי בלמידה עמוקה המשמש גשר מסודר לקורסי ההמשך המתקדמים.</w:t>
       </w:r>
     </w:p>
     <w:sectPr>
